--- a/cv/phil-donovan-cv.docx
+++ b/cv/phil-donovan-cv.docx
@@ -1290,7 +1290,7 @@
 <file path=word/numbering.xml><?xml version="1.0" encoding="utf-8"?>
 <w:numbering xmlns:w="http://schemas.openxmlformats.org/wordprocessingml/2006/main">
   <w:abstractNum w:abstractNumId="990">
-    <w:nsid w:val="2c1ae401"/>
+    <w:nsid w:val="A990"/>
     <w:multiLevelType w:val="multilevel"/>
     <w:lvl w:ilvl="0">
       <w:numFmt w:val="bullet"/>
@@ -1366,7 +1366,7 @@
     </w:lvl>
   </w:abstractNum>
   <w:abstractNum w:abstractNumId="991">
-    <w:nsid w:val="ea454b4c"/>
+    <w:nsid w:val="A991"/>
     <w:multiLevelType w:val="multilevel"/>
     <w:lvl w:ilvl="0">
       <w:numFmt w:val="bullet"/>
@@ -1442,7 +1442,7 @@
     </w:lvl>
   </w:abstractNum>
   <w:abstractNum w:abstractNumId="99201">
-    <w:nsid w:val="71315dca"/>
+    <w:nsid w:val="A99201"/>
     <w:multiLevelType w:val="multilevel"/>
     <w:lvl w:ilvl="0">
       <w:start w:val="1"/>
@@ -1693,6 +1693,25 @@
       <w:jc w:val="center"/>
     </w:pPr>
   </w:style>
+  <w:style w:customStyle="1" w:styleId="AbstractTitle" w:type="paragraph">
+    <w:name w:val="Abstract Title"/>
+    <w:basedOn w:val="Normal"/>
+    <w:next w:val="Abstract"/>
+    <w:qFormat/>
+    <w:pPr>
+      <w:keepNext/>
+      <w:keepLines/>
+      <w:jc w:val="center"/>
+      <w:spacing w:after="0" w:before="300"/>
+    </w:pPr>
+    <w:rPr>
+      <w:sz w:val="20"/>
+      <w:szCs w:val="20"/>
+      <w:b/>
+      <w:color w:val="345A8A"/>
+      &gt;
+    </w:rPr>
+  </w:style>
   <w:style w:customStyle="1" w:styleId="Abstract" w:type="paragraph">
     <w:name w:val="Abstract"/>
     <w:basedOn w:val="Normal"/>
@@ -1701,7 +1720,7 @@
     <w:pPr>
       <w:keepNext/>
       <w:keepLines/>
-      <w:spacing w:after="300" w:before="300"/>
+      <w:spacing w:after="300" w:before="100"/>
     </w:pPr>
     <w:rPr>
       <w:sz w:val="20"/>
@@ -2148,7 +2167,10 @@
   <w:style w:type="character" w:customStyle="1" w:styleId="ImportTok">
     <w:name w:val="ImportTok"/>
     <w:basedOn w:val="VerbatimChar"/>
-    <w:rPr/>
+    <w:rPr>
+      <w:color w:val="008000"/>
+      <w:b/>
+    </w:rPr>
   </w:style>
   <w:style w:type="character" w:customStyle="1" w:styleId="CommentTok">
     <w:name w:val="CommentTok"/>
@@ -2223,7 +2245,9 @@
   <w:style w:type="character" w:customStyle="1" w:styleId="BuiltInTok">
     <w:name w:val="BuiltInTok"/>
     <w:basedOn w:val="VerbatimChar"/>
-    <w:rPr/>
+    <w:rPr>
+      <w:color w:val="008000"/>
+    </w:rPr>
   </w:style>
   <w:style w:type="character" w:customStyle="1" w:styleId="ExtensionTok">
     <w:name w:val="ExtensionTok"/>

--- a/cv/phil-donovan-cv.docx
+++ b/cv/phil-donovan-cv.docx
@@ -66,13 +66,13 @@
         <w:t xml:space="preserve"> </w:t>
       </w:r>
       <w:r>
-        <w:t xml:space="preserve">on them, for councils, health agencies and insurers. I trained as a geographer,</w:t>
+        <w:t xml:space="preserve">on them, for councils, health agencies and insurers. I came to it from geography,</w:t>
       </w:r>
       <w:r>
         <w:t xml:space="preserve"> </w:t>
       </w:r>
       <w:r>
-        <w:t xml:space="preserve">which is why I tend to ask where the data comes from before asking what it says.</w:t>
+        <w:t xml:space="preserve">after ten years of spatial analysis across public health, transport and urban policy.</w:t>
       </w:r>
     </w:p>
     <w:p>

--- a/cv/phil-donovan-cv.docx
+++ b/cv/phil-donovan-cv.docx
@@ -10,7 +10,7 @@
         <w:t xml:space="preserve">Phil Donovan — Curriculum Vitae</w:t>
       </w:r>
     </w:p>
-    <w:bookmarkStart w:id="53" w:name="main"/>
+    <w:bookmarkStart w:id="59" w:name="main"/>
     <w:bookmarkStart w:id="21" w:name="phil-donovan"/>
     <w:p>
       <w:pPr>
@@ -1040,13 +1040,197 @@
     </w:p>
     <w:bookmarkEnd w:id="45"/>
     <w:bookmarkEnd w:id="46"/>
-    <w:bookmarkStart w:id="48" w:name="education"/>
-    <w:bookmarkStart w:id="47" w:name="education"/>
+    <w:bookmarkStart w:id="52" w:name="writing"/>
+    <w:bookmarkStart w:id="47" w:name="writing"/>
     <w:p>
       <w:pPr>
         <w:pStyle w:val="Heading2"/>
       </w:pPr>
       <w:r>
+        <w:t xml:space="preserve">Writing</w:t>
+      </w:r>
+    </w:p>
+    <w:p>
+      <w:pPr>
+        <w:pStyle w:val="FirstParagraph"/>
+      </w:pPr>
+      <w:r>
+        <w:t xml:space="preserve">Archive · 2023 — 2024</w:t>
+      </w:r>
+    </w:p>
+    <w:bookmarkEnd w:id="47"/>
+    <w:p>
+      <w:pPr>
+        <w:numPr>
+          <w:ilvl w:val="0"/>
+          <w:numId w:val="1009"/>
+        </w:numPr>
+        <w:pStyle w:val="Compact"/>
+      </w:pPr>
+      <w:r>
+        <w:t xml:space="preserve">16 May 2024</w:t>
+      </w:r>
+      <w:r>
+        <w:t xml:space="preserve"> </w:t>
+      </w:r>
+      <w:r>
+        <w:t xml:space="preserve"> </w:t>
+      </w:r>
+      <w:hyperlink r:id="rId48">
+        <w:r>
+          <w:rPr>
+            <w:rStyle w:val="Hyperlink"/>
+          </w:rPr>
+          <w:t xml:space="preserve">Enhancing efficiency with the</w:t>
+        </w:r>
+        <w:r>
+          <w:rPr>
+            <w:rStyle w:val="Hyperlink"/>
+          </w:rPr>
+          <w:t xml:space="preserve"> </w:t>
+        </w:r>
+        <w:r>
+          <w:rPr>
+            <w:rStyle w:val="VerbatimChar"/>
+          </w:rPr>
+          <w:t xml:space="preserve">nphsintel</w:t>
+        </w:r>
+        <w:r>
+          <w:rPr>
+            <w:rStyle w:val="Hyperlink"/>
+          </w:rPr>
+          <w:t xml:space="preserve"> </w:t>
+        </w:r>
+        <w:r>
+          <w:rPr>
+            <w:rStyle w:val="Hyperlink"/>
+          </w:rPr>
+          <w:t xml:space="preserve">R package</w:t>
+        </w:r>
+      </w:hyperlink>
+      <w:r>
+        <w:t xml:space="preserve"> </w:t>
+      </w:r>
+      <w:r>
+        <w:t xml:space="preserve">Why an in-house R package was worth building, and how it cut analysis code by more than 75%.</w:t>
+      </w:r>
+      <w:r>
+        <w:t xml:space="preserve"> </w:t>
+      </w:r>
+    </w:p>
+    <w:p>
+      <w:pPr>
+        <w:numPr>
+          <w:ilvl w:val="0"/>
+          <w:numId w:val="1009"/>
+        </w:numPr>
+        <w:pStyle w:val="Compact"/>
+      </w:pPr>
+      <w:r>
+        <w:t xml:space="preserve">7 January 2024</w:t>
+      </w:r>
+      <w:r>
+        <w:t xml:space="preserve"> </w:t>
+      </w:r>
+      <w:r>
+        <w:t xml:space="preserve"> </w:t>
+      </w:r>
+      <w:hyperlink r:id="rId49">
+        <w:r>
+          <w:rPr>
+            <w:rStyle w:val="Hyperlink"/>
+          </w:rPr>
+          <w:t xml:space="preserve">Utilising S3 classes in R for vaccine data analysis</w:t>
+        </w:r>
+      </w:hyperlink>
+      <w:r>
+        <w:t xml:space="preserve"> </w:t>
+      </w:r>
+      <w:r>
+        <w:t xml:space="preserve">Using R's oldest object system to make messy immunisation data behave.</w:t>
+      </w:r>
+      <w:r>
+        <w:t xml:space="preserve"> </w:t>
+      </w:r>
+    </w:p>
+    <w:p>
+      <w:pPr>
+        <w:numPr>
+          <w:ilvl w:val="0"/>
+          <w:numId w:val="1009"/>
+        </w:numPr>
+        <w:pStyle w:val="Compact"/>
+      </w:pPr>
+      <w:r>
+        <w:t xml:space="preserve">29 November 2023</w:t>
+      </w:r>
+      <w:r>
+        <w:t xml:space="preserve"> </w:t>
+      </w:r>
+      <w:r>
+        <w:t xml:space="preserve"> </w:t>
+      </w:r>
+      <w:hyperlink r:id="rId50">
+        <w:r>
+          <w:rPr>
+            <w:rStyle w:val="Hyperlink"/>
+          </w:rPr>
+          <w:t xml:space="preserve">Packaging your day-to-day data analysis</w:t>
+        </w:r>
+      </w:hyperlink>
+      <w:r>
+        <w:t xml:space="preserve"> </w:t>
+      </w:r>
+      <w:r>
+        <w:t xml:space="preserve">Writing an R package is not reserved for virtuosos — it's the cheapest way to stop repeating yourself.</w:t>
+      </w:r>
+      <w:r>
+        <w:t xml:space="preserve"> </w:t>
+      </w:r>
+    </w:p>
+    <w:p>
+      <w:pPr>
+        <w:numPr>
+          <w:ilvl w:val="0"/>
+          <w:numId w:val="1009"/>
+        </w:numPr>
+        <w:pStyle w:val="Compact"/>
+      </w:pPr>
+      <w:r>
+        <w:t xml:space="preserve">16 July 2023</w:t>
+      </w:r>
+      <w:r>
+        <w:t xml:space="preserve"> </w:t>
+      </w:r>
+      <w:r>
+        <w:t xml:space="preserve"> </w:t>
+      </w:r>
+      <w:hyperlink r:id="rId51">
+        <w:r>
+          <w:rPr>
+            <w:rStyle w:val="Hyperlink"/>
+          </w:rPr>
+          <w:t xml:space="preserve">Demystifying Apache Arrow with R</w:t>
+        </w:r>
+      </w:hyperlink>
+      <w:r>
+        <w:t xml:space="preserve"> </w:t>
+      </w:r>
+      <w:r>
+        <w:t xml:space="preserve">What Arrow actually is, and why it matters once your data outgrows memory.</w:t>
+      </w:r>
+      <w:r>
+        <w:t xml:space="preserve"> </w:t>
+      </w:r>
+    </w:p>
+    <w:bookmarkEnd w:id="52"/>
+    <w:bookmarkStart w:id="54" w:name="education"/>
+    <w:bookmarkStart w:id="53" w:name="education"/>
+    <w:p>
+      <w:pPr>
+        <w:pStyle w:val="Heading2"/>
+      </w:pPr>
+      <w:r>
         <w:t xml:space="preserve">Education</w:t>
       </w:r>
     </w:p>
@@ -1058,12 +1242,12 @@
         <w:t xml:space="preserve">2007 — 2013</w:t>
       </w:r>
     </w:p>
-    <w:bookmarkEnd w:id="47"/>
-    <w:p>
-      <w:pPr>
-        <w:numPr>
-          <w:ilvl w:val="0"/>
-          <w:numId w:val="1009"/>
+    <w:bookmarkEnd w:id="53"/>
+    <w:p>
+      <w:pPr>
+        <w:numPr>
+          <w:ilvl w:val="0"/>
+          <w:numId w:val="1010"/>
         </w:numPr>
         <w:pStyle w:val="Compact"/>
       </w:pPr>
@@ -1075,7 +1259,7 @@
       <w:pPr>
         <w:numPr>
           <w:ilvl w:val="0"/>
-          <w:numId w:val="1009"/>
+          <w:numId w:val="1010"/>
         </w:numPr>
         <w:pStyle w:val="Compact"/>
       </w:pPr>
@@ -1087,7 +1271,7 @@
       <w:pPr>
         <w:numPr>
           <w:ilvl w:val="0"/>
-          <w:numId w:val="1009"/>
+          <w:numId w:val="1010"/>
         </w:numPr>
         <w:pStyle w:val="Compact"/>
       </w:pPr>
@@ -1095,9 +1279,9 @@
         <w:t xml:space="preserve">2007 — 2010 · BSc in Geography and Geology · Victoria University of Wellington</w:t>
       </w:r>
     </w:p>
-    <w:bookmarkEnd w:id="48"/>
-    <w:bookmarkStart w:id="50" w:name="research"/>
-    <w:bookmarkStart w:id="49" w:name="published-research"/>
+    <w:bookmarkEnd w:id="54"/>
+    <w:bookmarkStart w:id="56" w:name="research"/>
+    <w:bookmarkStart w:id="55" w:name="published-research"/>
     <w:p>
       <w:pPr>
         <w:pStyle w:val="Heading2"/>
@@ -1114,12 +1298,12 @@
         <w:t xml:space="preserve">Co-authored</w:t>
       </w:r>
     </w:p>
-    <w:bookmarkEnd w:id="49"/>
-    <w:p>
-      <w:pPr>
-        <w:numPr>
-          <w:ilvl w:val="0"/>
-          <w:numId w:val="1010"/>
+    <w:bookmarkEnd w:id="55"/>
+    <w:p>
+      <w:pPr>
+        <w:numPr>
+          <w:ilvl w:val="0"/>
+          <w:numId w:val="1011"/>
         </w:numPr>
         <w:pStyle w:val="Compact"/>
       </w:pPr>
@@ -1131,7 +1315,7 @@
       <w:pPr>
         <w:numPr>
           <w:ilvl w:val="0"/>
-          <w:numId w:val="1010"/>
+          <w:numId w:val="1011"/>
         </w:numPr>
         <w:pStyle w:val="Compact"/>
       </w:pPr>
@@ -1143,7 +1327,7 @@
       <w:pPr>
         <w:numPr>
           <w:ilvl w:val="0"/>
-          <w:numId w:val="1010"/>
+          <w:numId w:val="1011"/>
         </w:numPr>
         <w:pStyle w:val="Compact"/>
       </w:pPr>
@@ -1155,7 +1339,7 @@
       <w:pPr>
         <w:numPr>
           <w:ilvl w:val="0"/>
-          <w:numId w:val="1010"/>
+          <w:numId w:val="1011"/>
         </w:numPr>
         <w:pStyle w:val="Compact"/>
       </w:pPr>
@@ -1167,7 +1351,7 @@
       <w:pPr>
         <w:numPr>
           <w:ilvl w:val="0"/>
-          <w:numId w:val="1010"/>
+          <w:numId w:val="1011"/>
         </w:numPr>
         <w:pStyle w:val="Compact"/>
       </w:pPr>
@@ -1175,9 +1359,9 @@
         <w:t xml:space="preserve">Development of a systems model to visualise the complexity of children's independent mobility — Badland, Kearns, Carroll, Oliver, Mavoa, Donovan, Parker, Chaudhury, Lin &amp; Witten</w:t>
       </w:r>
     </w:p>
-    <w:bookmarkEnd w:id="50"/>
-    <w:bookmarkStart w:id="52" w:name="contact"/>
-    <w:bookmarkStart w:id="51" w:name="get-in-touch"/>
+    <w:bookmarkEnd w:id="56"/>
+    <w:bookmarkStart w:id="58" w:name="contact"/>
+    <w:bookmarkStart w:id="57" w:name="get-in-touch"/>
     <w:p>
       <w:pPr>
         <w:pStyle w:val="Heading2"/>
@@ -1194,7 +1378,7 @@
         <w:t xml:space="preserve">Auckland · NZST</w:t>
       </w:r>
     </w:p>
-    <w:bookmarkEnd w:id="51"/>
+    <w:bookmarkEnd w:id="57"/>
     <w:p>
       <w:pPr>
         <w:pStyle w:val="BodyText"/>
@@ -1213,7 +1397,7 @@
       <w:pPr>
         <w:numPr>
           <w:ilvl w:val="0"/>
-          <w:numId w:val="1011"/>
+          <w:numId w:val="1012"/>
         </w:numPr>
         <w:pStyle w:val="Compact"/>
       </w:pPr>
@@ -1225,7 +1409,7 @@
       <w:pPr>
         <w:numPr>
           <w:ilvl w:val="0"/>
-          <w:numId w:val="1011"/>
+          <w:numId w:val="1012"/>
         </w:numPr>
         <w:pStyle w:val="Compact"/>
       </w:pPr>
@@ -1237,7 +1421,7 @@
       <w:pPr>
         <w:numPr>
           <w:ilvl w:val="0"/>
-          <w:numId w:val="1011"/>
+          <w:numId w:val="1012"/>
         </w:numPr>
         <w:pStyle w:val="Compact"/>
       </w:pPr>
@@ -1249,7 +1433,7 @@
       <w:pPr>
         <w:numPr>
           <w:ilvl w:val="0"/>
-          <w:numId w:val="1011"/>
+          <w:numId w:val="1012"/>
         </w:numPr>
         <w:pStyle w:val="Compact"/>
       </w:pPr>
@@ -1257,8 +1441,8 @@
         <w:t xml:space="preserve">R-universe: phildonovan.r-universe.dev</w:t>
       </w:r>
     </w:p>
-    <w:bookmarkEnd w:id="52"/>
-    <w:bookmarkEnd w:id="53"/>
+    <w:bookmarkEnd w:id="58"/>
+    <w:bookmarkEnd w:id="59"/>
     <w:sectPr/>
   </w:body>
 </w:document>
@@ -1557,6 +1741,9 @@
     <w:abstractNumId w:val="991"/>
   </w:num>
   <w:num w:numId="1010">
+    <w:abstractNumId w:val="991"/>
+  </w:num>
+  <w:num w:numId="1011">
     <w:abstractNumId w:val="99201"/>
     <w:lvlOverride w:ilvl="0">
       <w:startOverride w:val="1"/>
@@ -1586,7 +1773,7 @@
       <w:startOverride w:val="1"/>
     </w:lvlOverride>
   </w:num>
-  <w:num w:numId="1011">
+  <w:num w:numId="1012">
     <w:abstractNumId w:val="991"/>
   </w:num>
 </w:numbering>

--- a/cv/phil-donovan-cv.docx
+++ b/cv/phil-donovan-cv.docx
@@ -10,7 +10,7 @@
         <w:t xml:space="preserve">Phil Donovan — Curriculum Vitae</w:t>
       </w:r>
     </w:p>
-    <w:bookmarkStart w:id="59" w:name="main"/>
+    <w:bookmarkStart w:id="60" w:name="main"/>
     <w:bookmarkStart w:id="21" w:name="phil-donovan"/>
     <w:p>
       <w:pPr>
@@ -1040,7 +1040,7 @@
     </w:p>
     <w:bookmarkEnd w:id="45"/>
     <w:bookmarkEnd w:id="46"/>
-    <w:bookmarkStart w:id="52" w:name="writing"/>
+    <w:bookmarkStart w:id="53" w:name="writing"/>
     <w:bookmarkStart w:id="47" w:name="writing"/>
     <w:p>
       <w:pPr>
@@ -1055,7 +1055,7 @@
         <w:pStyle w:val="FirstParagraph"/>
       </w:pPr>
       <w:r>
-        <w:t xml:space="preserve">Archive · 2023 — 2024</w:t>
+        <w:t xml:space="preserve">2023 — 2026</w:t>
       </w:r>
     </w:p>
     <w:bookmarkEnd w:id="47"/>
@@ -1068,6 +1068,41 @@
         <w:pStyle w:val="Compact"/>
       </w:pPr>
       <w:r>
+        <w:t xml:space="preserve">21 July 2026</w:t>
+      </w:r>
+      <w:r>
+        <w:t xml:space="preserve"> </w:t>
+      </w:r>
+      <w:r>
+        <w:t xml:space="preserve"> </w:t>
+      </w:r>
+      <w:hyperlink r:id="rId48">
+        <w:r>
+          <w:rPr>
+            <w:rStyle w:val="Hyperlink"/>
+          </w:rPr>
+          <w:t xml:space="preserve">Building eolas: a data platform for New Zealand official statistics</w:t>
+        </w:r>
+      </w:hyperlink>
+      <w:r>
+        <w:t xml:space="preserve"> </w:t>
+      </w:r>
+      <w:r>
+        <w:t xml:space="preserve">Why official data is tedious to work with, how the platform is put together, and which decisions turned out to matter.</w:t>
+      </w:r>
+      <w:r>
+        <w:t xml:space="preserve"> </w:t>
+      </w:r>
+    </w:p>
+    <w:p>
+      <w:pPr>
+        <w:numPr>
+          <w:ilvl w:val="0"/>
+          <w:numId w:val="1009"/>
+        </w:numPr>
+        <w:pStyle w:val="Compact"/>
+      </w:pPr>
+      <w:r>
         <w:t xml:space="preserve">16 May 2024</w:t>
       </w:r>
       <w:r>
@@ -1076,7 +1111,7 @@
       <w:r>
         <w:t xml:space="preserve"> </w:t>
       </w:r>
-      <w:hyperlink r:id="rId48">
+      <w:hyperlink r:id="rId49">
         <w:r>
           <w:rPr>
             <w:rStyle w:val="Hyperlink"/>
@@ -1135,7 +1170,7 @@
       <w:r>
         <w:t xml:space="preserve"> </w:t>
       </w:r>
-      <w:hyperlink r:id="rId49">
+      <w:hyperlink r:id="rId50">
         <w:r>
           <w:rPr>
             <w:rStyle w:val="Hyperlink"/>
@@ -1170,7 +1205,7 @@
       <w:r>
         <w:t xml:space="preserve"> </w:t>
       </w:r>
-      <w:hyperlink r:id="rId50">
+      <w:hyperlink r:id="rId51">
         <w:r>
           <w:rPr>
             <w:rStyle w:val="Hyperlink"/>
@@ -1205,7 +1240,7 @@
       <w:r>
         <w:t xml:space="preserve"> </w:t>
       </w:r>
-      <w:hyperlink r:id="rId51">
+      <w:hyperlink r:id="rId52">
         <w:r>
           <w:rPr>
             <w:rStyle w:val="Hyperlink"/>
@@ -1223,9 +1258,9 @@
         <w:t xml:space="preserve"> </w:t>
       </w:r>
     </w:p>
-    <w:bookmarkEnd w:id="52"/>
+    <w:bookmarkEnd w:id="53"/>
+    <w:bookmarkStart w:id="55" w:name="education"/>
     <w:bookmarkStart w:id="54" w:name="education"/>
-    <w:bookmarkStart w:id="53" w:name="education"/>
     <w:p>
       <w:pPr>
         <w:pStyle w:val="Heading2"/>
@@ -1242,7 +1277,7 @@
         <w:t xml:space="preserve">2007 — 2013</w:t>
       </w:r>
     </w:p>
-    <w:bookmarkEnd w:id="53"/>
+    <w:bookmarkEnd w:id="54"/>
     <w:p>
       <w:pPr>
         <w:numPr>
@@ -1279,9 +1314,9 @@
         <w:t xml:space="preserve">2007 — 2010 · BSc in Geography and Geology · Victoria University of Wellington</w:t>
       </w:r>
     </w:p>
-    <w:bookmarkEnd w:id="54"/>
-    <w:bookmarkStart w:id="56" w:name="research"/>
-    <w:bookmarkStart w:id="55" w:name="published-research"/>
+    <w:bookmarkEnd w:id="55"/>
+    <w:bookmarkStart w:id="57" w:name="research"/>
+    <w:bookmarkStart w:id="56" w:name="published-research"/>
     <w:p>
       <w:pPr>
         <w:pStyle w:val="Heading2"/>
@@ -1298,7 +1333,7 @@
         <w:t xml:space="preserve">Co-authored</w:t>
       </w:r>
     </w:p>
-    <w:bookmarkEnd w:id="55"/>
+    <w:bookmarkEnd w:id="56"/>
     <w:p>
       <w:pPr>
         <w:numPr>
@@ -1359,9 +1394,9 @@
         <w:t xml:space="preserve">Development of a systems model to visualise the complexity of children's independent mobility — Badland, Kearns, Carroll, Oliver, Mavoa, Donovan, Parker, Chaudhury, Lin &amp; Witten</w:t>
       </w:r>
     </w:p>
-    <w:bookmarkEnd w:id="56"/>
-    <w:bookmarkStart w:id="58" w:name="contact"/>
-    <w:bookmarkStart w:id="57" w:name="get-in-touch"/>
+    <w:bookmarkEnd w:id="57"/>
+    <w:bookmarkStart w:id="59" w:name="contact"/>
+    <w:bookmarkStart w:id="58" w:name="get-in-touch"/>
     <w:p>
       <w:pPr>
         <w:pStyle w:val="Heading2"/>
@@ -1378,7 +1413,7 @@
         <w:t xml:space="preserve">Auckland · NZST</w:t>
       </w:r>
     </w:p>
-    <w:bookmarkEnd w:id="57"/>
+    <w:bookmarkEnd w:id="58"/>
     <w:p>
       <w:pPr>
         <w:pStyle w:val="BodyText"/>
@@ -1441,8 +1476,8 @@
         <w:t xml:space="preserve">R-universe: phildonovan.r-universe.dev</w:t>
       </w:r>
     </w:p>
-    <w:bookmarkEnd w:id="58"/>
     <w:bookmarkEnd w:id="59"/>
+    <w:bookmarkEnd w:id="60"/>
     <w:sectPr/>
   </w:body>
 </w:document>
